--- a/03_Outputs/final scripts/es/Module 8/8.0.0-es.docx
+++ b/03_Outputs/final scripts/es/Module 8/8.0.0-es.docx
@@ -24,7 +24,7 @@
     </w:p>
     <w:p>
       <w:r>
-        <w:t xml:space="preserve">De cara al futuro, en caminos coherentes con limitar el calentamiento a 1,5°C, las energías renovables podrían proporcionar casi el 90 % de la electricidad global para 2050, con la solar y la eólica aportando aproximadamente el 70 %. Lograr esto requerirá una planificación cuidadosa para equilibrar el uso de la tierra, los impactos ambientales y la equidad social.  </w:t>
+        <w:t xml:space="preserve">De cara al futuro, en caminos coherentes con limitar el calentamiento a 1,5°C, las energías renovables podrían proporcionar casi el 90 % de la electricidad global para 2050, con solo solar y eólica entregando alrededor del 70 %. Lograr esto requerirá una planificación cuidadosa para equilibrar el uso de la tierra, los impactos ambientales y la equidad social.  </w:t>
       </w:r>
     </w:p>
     <w:p>
